--- a/tests/golden/docx/GOLDEN_03_GEOMETRY_SVG.docx
+++ b/tests/golden/docx/GOLDEN_03_GEOMETRY_SVG.docx
@@ -5,12 +5,15 @@
     <w:p>
       <w:pPr>
         <w:pStyle w:val="NABody"/>
+        <w:keepNext/>
+        <w:widowControl/>
+        <w:spacing w:after="120"/>
       </w:pPr>
       <w:r>
         <w:drawing>
           <wp:inline distT="0" distB="0" distL="0" distR="0">
             <wp:extent cx="4572000" cy="3048000"/>
-            <wp:docPr id="1" name="geometry-approved" title="Hình chóp" descr="Nét đứt, nhãn và dấu vuông đã xác minh | Profile: PYRAMID_ALTITUDE_VERTICAL_IF_PROVEN"/>
+            <wp:docPr id="1" name="approved-geometry" title="Hình chóp" descr="Hình học đã xác minh | Profile: PYRAMID_ALTITUDE_VERTICAL_IF_PROVEN"/>
             <a:graphic xmlns:a="http://schemas.openxmlformats.org/drawingml/2006/main">
               <a:graphicData uri="http://schemas.openxmlformats.org/drawingml/2006/picture">
                 <pic:pic xmlns:pic="http://schemas.openxmlformats.org/drawingml/2006/picture">
@@ -43,15 +46,17 @@
     </w:p>
     <w:p>
       <w:pPr>
-        <w:pStyle w:val="NAFigureCaption"/>
+        <w:pStyle w:val="NABody"/>
+        <w:widowControl/>
+        <w:spacing w:after="120"/>
       </w:pPr>
       <w:r>
-        <w:t>Hình học SVG xác định</w:t>
+        <w:t>Hình 1. Hình học SVG xác định</w:t>
       </w:r>
     </w:p>
     <w:sectPr>
       <w:pgSz w:w="11906" w:h="16838"/>
-      <w:pgMar w:top="1021" w:right="1021" w:bottom="1021" w:left="1021" w:header="708" w:footer="708" w:gutter="0"/>
+      <w:pgMar w:top="1020" w:right="1020" w:bottom="1020" w:left="1020" w:header="708" w:footer="708" w:gutter="0"/>
     </w:sectPr>
   </w:body>
 </w:document>
@@ -70,6 +75,11 @@
     <w:name w:val="NA Title"/>
     <w:basedOn w:val="NABody"/>
     <w:qFormat/>
+    <w:pPr>
+      <w:keepNext/>
+      <w:widowControl/>
+      <w:spacing w:after="120"/>
+    </w:pPr>
     <w:rPr>
       <w:rFonts w:ascii="Source Sans 3" w:hAnsi="Source Sans 3" w:eastAsia="Source Sans 3"/>
       <w:color w:val="0C2D57"/>
@@ -82,6 +92,11 @@
     <w:name w:val="NA Subtitle"/>
     <w:basedOn w:val="NABody"/>
     <w:qFormat/>
+    <w:pPr>
+      <w:keepNext/>
+      <w:widowControl/>
+      <w:spacing w:after="120"/>
+    </w:pPr>
     <w:rPr>
       <w:rFonts w:ascii="Source Sans 3" w:hAnsi="Source Sans 3" w:eastAsia="Source Sans 3"/>
       <w:color w:val="0C2D57"/>
@@ -93,6 +108,11 @@
     <w:name w:val="NA Heading 1"/>
     <w:basedOn w:val="NABody"/>
     <w:qFormat/>
+    <w:pPr>
+      <w:keepNext/>
+      <w:widowControl/>
+      <w:spacing w:after="120"/>
+    </w:pPr>
     <w:rPr>
       <w:rFonts w:ascii="Source Sans 3" w:hAnsi="Source Sans 3" w:eastAsia="Source Sans 3"/>
       <w:color w:val="0C2D57"/>
@@ -105,6 +125,11 @@
     <w:name w:val="NA Heading 2"/>
     <w:basedOn w:val="NABody"/>
     <w:qFormat/>
+    <w:pPr>
+      <w:keepNext/>
+      <w:widowControl/>
+      <w:spacing w:after="120"/>
+    </w:pPr>
     <w:rPr>
       <w:rFonts w:ascii="Source Sans 3" w:hAnsi="Source Sans 3" w:eastAsia="Source Sans 3"/>
       <w:color w:val="0C2D57"/>
@@ -117,6 +142,11 @@
     <w:name w:val="NA Heading 3"/>
     <w:basedOn w:val="NABody"/>
     <w:qFormat/>
+    <w:pPr>
+      <w:keepNext/>
+      <w:widowControl/>
+      <w:spacing w:after="120"/>
+    </w:pPr>
     <w:rPr>
       <w:rFonts w:ascii="Source Sans 3" w:hAnsi="Source Sans 3" w:eastAsia="Source Sans 3"/>
       <w:color w:val="0C2D57"/>
@@ -128,6 +158,10 @@
   <w:style w:type="paragraph" w:styleId="NABody">
     <w:name w:val="NA Body"/>
     <w:qFormat/>
+    <w:pPr>
+      <w:widowControl/>
+      <w:spacing w:after="120"/>
+    </w:pPr>
     <w:rPr>
       <w:rFonts w:ascii="Libertinus Serif" w:hAnsi="Libertinus Serif" w:eastAsia="Libertinus Serif"/>
       <w:color w:val="0C2D57"/>
@@ -139,6 +173,10 @@
     <w:name w:val="NA Label"/>
     <w:basedOn w:val="NABody"/>
     <w:qFormat/>
+    <w:pPr>
+      <w:widowControl/>
+      <w:spacing w:after="120"/>
+    </w:pPr>
     <w:rPr>
       <w:rFonts w:ascii="Source Sans 3" w:hAnsi="Source Sans 3" w:eastAsia="Source Sans 3"/>
       <w:color w:val="0C2D57"/>
@@ -151,6 +189,10 @@
     <w:name w:val="NA Definition"/>
     <w:basedOn w:val="NABody"/>
     <w:qFormat/>
+    <w:pPr>
+      <w:widowControl/>
+      <w:spacing w:after="120"/>
+    </w:pPr>
     <w:rPr>
       <w:rFonts w:ascii="Libertinus Serif" w:hAnsi="Libertinus Serif" w:eastAsia="Libertinus Serif"/>
       <w:color w:val="0C2D57"/>
@@ -162,6 +204,10 @@
     <w:name w:val="NA Example"/>
     <w:basedOn w:val="NABody"/>
     <w:qFormat/>
+    <w:pPr>
+      <w:widowControl/>
+      <w:spacing w:after="120"/>
+    </w:pPr>
     <w:rPr>
       <w:rFonts w:ascii="Libertinus Serif" w:hAnsi="Libertinus Serif" w:eastAsia="Libertinus Serif"/>
       <w:color w:val="0C2D57"/>
@@ -173,6 +219,10 @@
     <w:name w:val="NA Remember"/>
     <w:basedOn w:val="NABody"/>
     <w:qFormat/>
+    <w:pPr>
+      <w:widowControl/>
+      <w:spacing w:after="120"/>
+    </w:pPr>
     <w:rPr>
       <w:rFonts w:ascii="Libertinus Serif" w:hAnsi="Libertinus Serif" w:eastAsia="Libertinus Serif"/>
       <w:color w:val="0C2D57"/>
@@ -185,6 +235,10 @@
     <w:name w:val="NA Exercise"/>
     <w:basedOn w:val="NABody"/>
     <w:qFormat/>
+    <w:pPr>
+      <w:widowControl/>
+      <w:spacing w:after="120"/>
+    </w:pPr>
     <w:rPr>
       <w:rFonts w:ascii="Libertinus Serif" w:hAnsi="Libertinus Serif" w:eastAsia="Libertinus Serif"/>
       <w:color w:val="0C2D57"/>
@@ -196,6 +250,10 @@
     <w:name w:val="NA Solution"/>
     <w:basedOn w:val="NABody"/>
     <w:qFormat/>
+    <w:pPr>
+      <w:widowControl/>
+      <w:spacing w:after="120"/>
+    </w:pPr>
     <w:rPr>
       <w:rFonts w:ascii="Libertinus Serif" w:hAnsi="Libertinus Serif" w:eastAsia="Libertinus Serif"/>
       <w:color w:val="0C2D57"/>
@@ -207,6 +265,10 @@
     <w:name w:val="NA Figure Caption"/>
     <w:basedOn w:val="NABody"/>
     <w:qFormat/>
+    <w:pPr>
+      <w:widowControl/>
+      <w:spacing w:after="120"/>
+    </w:pPr>
     <w:rPr>
       <w:rFonts w:ascii="Libertinus Serif" w:hAnsi="Libertinus Serif" w:eastAsia="Libertinus Serif"/>
       <w:color w:val="0C2D57"/>
@@ -219,6 +281,10 @@
     <w:name w:val="NA Table"/>
     <w:basedOn w:val="NABody"/>
     <w:qFormat/>
+    <w:pPr>
+      <w:widowControl/>
+      <w:spacing w:after="120"/>
+    </w:pPr>
     <w:rPr>
       <w:rFonts w:ascii="Libertinus Serif" w:hAnsi="Libertinus Serif" w:eastAsia="Libertinus Serif"/>
       <w:color w:val="0C2D57"/>
@@ -230,6 +296,10 @@
     <w:name w:val="NA Header"/>
     <w:basedOn w:val="NABody"/>
     <w:qFormat/>
+    <w:pPr>
+      <w:widowControl/>
+      <w:spacing w:after="120"/>
+    </w:pPr>
     <w:rPr>
       <w:rFonts w:ascii="Source Sans 3" w:hAnsi="Source Sans 3" w:eastAsia="Source Sans 3"/>
       <w:color w:val="0C2D57"/>
@@ -241,6 +311,10 @@
     <w:name w:val="NA Footer"/>
     <w:basedOn w:val="NABody"/>
     <w:qFormat/>
+    <w:pPr>
+      <w:widowControl/>
+      <w:spacing w:after="120"/>
+    </w:pPr>
     <w:rPr>
       <w:rFonts w:ascii="Source Sans 3" w:hAnsi="Source Sans 3" w:eastAsia="Source Sans 3"/>
       <w:color w:val="0C2D57"/>
